--- a/dist/exports/quadratic-equation-and-inequalities_revision_notes.docx
+++ b/dist/exports/quadratic-equation-and-inequalities_revision_notes.docx
@@ -189,7 +189,7 @@
                 <w:color w:val="2D3748"/>
                 <w:sz w:val="19"/>
               </w:rPr>
-              <w:t>Quadratic Equation And Inequalities - Core Application</w:t>
+              <w:t>Roots of Quadratic &amp; Vieta's Relations</w:t>
             </w:r>
           </w:p>
         </w:tc>
@@ -209,7 +209,7 @@
               <w:rPr>
                 <w:sz w:val="19"/>
               </w:rPr>
-              <w:t>196 PYQs</w:t>
+              <w:t>132 PYQs</w:t>
             </w:r>
           </w:p>
         </w:tc>
@@ -230,7 +230,94 @@
                 <w:color w:val="718096"/>
                 <w:sz w:val="19"/>
               </w:rPr>
-              <w:t>General Concept</w:t>
+              <w:t>Quadratic Roots</w:t>
+            </w:r>
+          </w:p>
+        </w:tc>
+      </w:tr>
+      <w:tr>
+        <w:tc>
+          <w:tcPr>
+            <w:tcW w:type="dxa" w:w="2160"/>
+            <w:shd w:fill="FFFFFF"/>
+            <w:tcMar>
+              <w:top w:w="80" w:type="dxa"/>
+              <w:bottom w:w="80" w:type="dxa"/>
+              <w:left w:w="150" w:type="dxa"/>
+              <w:right w:w="150" w:type="dxa"/>
+            </w:tcMar>
+          </w:tcPr>
+          <w:p>
+            <w:r>
+              <w:rPr>
+                <w:b/>
+                <w:color w:val="C53030"/>
+                <w:sz w:val="19"/>
+              </w:rPr>
+              <w:t>Very High</w:t>
+            </w:r>
+          </w:p>
+        </w:tc>
+        <w:tc>
+          <w:tcPr>
+            <w:tcW w:type="dxa" w:w="4320"/>
+            <w:shd w:fill="FFFFFF"/>
+            <w:tcMar>
+              <w:top w:w="80" w:type="dxa"/>
+              <w:bottom w:w="80" w:type="dxa"/>
+              <w:left w:w="150" w:type="dxa"/>
+              <w:right w:w="150" w:type="dxa"/>
+            </w:tcMar>
+          </w:tcPr>
+          <w:p>
+            <w:r>
+              <w:rPr>
+                <w:b/>
+                <w:color w:val="2D3748"/>
+                <w:sz w:val="19"/>
+              </w:rPr>
+              <w:t>Location of Roots &amp; Quadratic Inequalities</w:t>
+            </w:r>
+          </w:p>
+        </w:tc>
+        <w:tc>
+          <w:tcPr>
+            <w:tcW w:type="dxa" w:w="1728"/>
+            <w:shd w:fill="FFFFFF"/>
+            <w:tcMar>
+              <w:top w:w="80" w:type="dxa"/>
+              <w:bottom w:w="80" w:type="dxa"/>
+              <w:left w:w="150" w:type="dxa"/>
+              <w:right w:w="150" w:type="dxa"/>
+            </w:tcMar>
+          </w:tcPr>
+          <w:p>
+            <w:r>
+              <w:rPr>
+                <w:sz w:val="19"/>
+              </w:rPr>
+              <w:t>67 PYQs</w:t>
+            </w:r>
+          </w:p>
+        </w:tc>
+        <w:tc>
+          <w:tcPr>
+            <w:tcW w:type="dxa" w:w="1872"/>
+            <w:shd w:fill="FFFFFF"/>
+            <w:tcMar>
+              <w:top w:w="80" w:type="dxa"/>
+              <w:bottom w:w="80" w:type="dxa"/>
+              <w:left w:w="150" w:type="dxa"/>
+              <w:right w:w="150" w:type="dxa"/>
+            </w:tcMar>
+          </w:tcPr>
+          <w:p>
+            <w:r>
+              <w:rPr>
+                <w:color w:val="718096"/>
+                <w:sz w:val="19"/>
+              </w:rPr>
+              <w:t>Location of Roots</w:t>
             </w:r>
           </w:p>
         </w:tc>
@@ -311,6 +398,98 @@
           </w:p>
         </w:tc>
       </w:tr>
+      <w:tr>
+        <w:tc>
+          <w:tcPr>
+            <w:tcW w:type="dxa" w:w="3600"/>
+            <w:shd w:fill="F7FAFC"/>
+            <w:tcMar>
+              <w:top w:w="100" w:type="dxa"/>
+              <w:bottom w:w="100" w:type="dxa"/>
+              <w:left w:w="150" w:type="dxa"/>
+              <w:right w:w="150" w:type="dxa"/>
+            </w:tcMar>
+          </w:tcPr>
+          <w:p>
+            <w:r>
+              <w:rPr>
+                <w:b/>
+                <w:color w:val="1A365D"/>
+                <w:sz w:val="19"/>
+              </w:rPr>
+              <w:t>Roots of Quadratic &amp; Vieta's Relations</w:t>
+            </w:r>
+          </w:p>
+        </w:tc>
+        <w:tc>
+          <w:tcPr>
+            <w:tcW w:type="dxa" w:w="6480"/>
+            <w:shd w:fill="F7FAFC"/>
+            <w:tcMar>
+              <w:top w:w="100" w:type="dxa"/>
+              <w:bottom w:w="100" w:type="dxa"/>
+              <w:left w:w="150" w:type="dxa"/>
+              <w:right w:w="150" w:type="dxa"/>
+            </w:tcMar>
+          </w:tcPr>
+          <w:p>
+            <w:r>
+              <w:rPr>
+                <w:rFonts w:ascii="Cambria Math" w:hAnsi="Cambria Math"/>
+                <w:color w:val="2D3748"/>
+                <w:sz w:val="19"/>
+              </w:rPr>
+              <w:t>\alpha + \beta = -\frac{b}{a}, \quad \alpha\beta = \frac{c}{a}, \quad |\alpha - \beta| = \frac{\sqrt{D}}{|a|}, \quad a S_n + b S_{n-1} + c S_{n-2} = 0 \text{ (Newton)}</w:t>
+            </w:r>
+          </w:p>
+        </w:tc>
+      </w:tr>
+      <w:tr>
+        <w:tc>
+          <w:tcPr>
+            <w:tcW w:type="dxa" w:w="3600"/>
+            <w:shd w:fill="FFFFFF"/>
+            <w:tcMar>
+              <w:top w:w="100" w:type="dxa"/>
+              <w:bottom w:w="100" w:type="dxa"/>
+              <w:left w:w="150" w:type="dxa"/>
+              <w:right w:w="150" w:type="dxa"/>
+            </w:tcMar>
+          </w:tcPr>
+          <w:p>
+            <w:r>
+              <w:rPr>
+                <w:b/>
+                <w:color w:val="1A365D"/>
+                <w:sz w:val="19"/>
+              </w:rPr>
+              <w:t>Location of Roots &amp; Quadratic Inequalities</w:t>
+            </w:r>
+          </w:p>
+        </w:tc>
+        <w:tc>
+          <w:tcPr>
+            <w:tcW w:type="dxa" w:w="6480"/>
+            <w:shd w:fill="FFFFFF"/>
+            <w:tcMar>
+              <w:top w:w="100" w:type="dxa"/>
+              <w:bottom w:w="100" w:type="dxa"/>
+              <w:left w:w="150" w:type="dxa"/>
+              <w:right w:w="150" w:type="dxa"/>
+            </w:tcMar>
+          </w:tcPr>
+          <w:p>
+            <w:r>
+              <w:rPr>
+                <w:rFonts w:ascii="Cambria Math" w:hAnsi="Cambria Math"/>
+                <w:color w:val="2D3748"/>
+                <w:sz w:val="19"/>
+              </w:rPr>
+              <w:t>\text{Both roots } &gt; k \iff D \ge 0, \quad -\frac{b}{2a} &gt; k, \quad a \cdot f(k) &gt; 0</w:t>
+            </w:r>
+          </w:p>
+        </w:tc>
+      </w:tr>
     </w:tbl>
     <w:p>
       <w:pPr>
@@ -338,7 +517,7 @@
           <w:color w:val="2B6CB0"/>
           <w:sz w:val="24"/>
         </w:rPr>
-        <w:t>3.1 Quadratic Equation And Inequalities - Core Application (Very High Yield — 196 PYQs)</w:t>
+        <w:t>3.1 Roots of Quadratic &amp; Vieta's Relations (Very High Yield — 132 PYQs)</w:t>
       </w:r>
     </w:p>
     <w:p>
@@ -353,7 +532,7 @@
         <w:rPr>
           <w:sz w:val="20"/>
         </w:rPr>
-        <w:t>Key problem pattern in Quadratic Equation And Inequalities.</w:t>
+        <w:t>Discriminant analysis for real/complex roots, symmetric root functions, and Newton's power sum theorem.</w:t>
       </w:r>
     </w:p>
     <w:tbl>
@@ -391,7 +570,7 @@
                 <w:color w:val="2D3748"/>
                 <w:sz w:val="19"/>
               </w:rPr>
-              <w:t>Watch for algebraic and sign errors.</w:t>
+              <w:t>If coefficients a, b, c are rational and D is not a perfect square, roots occur in irrational conjugate pairs (p ± √(q)).</w:t>
             </w:r>
           </w:p>
         </w:tc>
@@ -432,7 +611,7 @@
                 <w:color w:val="2D3748"/>
                 <w:sz w:val="19"/>
               </w:rPr>
-              <w:t>Verify dimensions and boundary conditions.</w:t>
+              <w:t>Newton's theorem: If α, β are roots of ax^2 + bx + c = 0 and S_n = α^n + β^n, then a S_n + b S_(n-1) + c S_(n-2) = 0.</w:t>
             </w:r>
           </w:p>
         </w:tc>
@@ -515,6 +694,187 @@
           <w:b/>
           <w:sz w:val="18"/>
         </w:rPr>
+        <w:t xml:space="preserve">[2026 Evening Shift] Q#1 (MCQ): </w:t>
+      </w:r>
+      <w:r>
+        <w:rPr>
+          <w:sz w:val="18"/>
+        </w:rPr>
+        <w:t xml:space="preserve">"Let α,β be the roots of the quadratic equation 12x^2-20x+3λ=0,λ ∈ Z . If $\frac{1}{2}⩽|\beta-\alpha|⩽\frac{3}{2..."  </w:t>
+      </w:r>
+      <w:r>
+        <w:rPr>
+          <w:b/>
+          <w:color w:val="2B6CB0"/>
+          <w:sz w:val="18"/>
+        </w:rPr>
+        <w:t>[Ans: N/A]</w:t>
+      </w:r>
+    </w:p>
+    <w:p>
+      <w:pPr>
+        <w:spacing w:after="120"/>
+      </w:pPr>
+    </w:p>
+    <w:p>
+      <w:pPr>
+        <w:pStyle w:val="Heading2"/>
+      </w:pPr>
+      <w:r>
+        <w:rPr>
+          <w:color w:val="2B6CB0"/>
+          <w:sz w:val="24"/>
+        </w:rPr>
+        <w:t>3.2 Location of Roots &amp; Quadratic Inequalities (Very High Yield — 67 PYQs)</w:t>
+      </w:r>
+    </w:p>
+    <w:p>
+      <w:r>
+        <w:rPr>
+          <w:b/>
+          <w:sz w:val="20"/>
+        </w:rPr>
+        <w:t xml:space="preserve">Core Principle: </w:t>
+      </w:r>
+      <w:r>
+        <w:rPr>
+          <w:sz w:val="20"/>
+        </w:rPr>
+        <w:t>Conditions for roots relative to real numbers k, k_1, k_2, and signs of quadratic expression ax^2 + bx + c.</w:t>
+      </w:r>
+    </w:p>
+    <w:tbl>
+      <w:tblPr>
+        <w:tblW w:type="auto" w:w="0"/>
+        <w:jc w:val="center"/>
+        <w:tblLook w:firstColumn="1" w:firstRow="1" w:lastColumn="0" w:lastRow="0" w:noHBand="0" w:noVBand="1" w:val="04A0"/>
+      </w:tblPr>
+      <w:tblGrid>
+        <w:gridCol w:w="10080"/>
+      </w:tblGrid>
+      <w:tr>
+        <w:tc>
+          <w:tcPr>
+            <w:tcW w:type="dxa" w:w="10080"/>
+            <w:shd w:fill="FFF5F5"/>
+            <w:tcMar>
+              <w:top w:w="100" w:type="dxa"/>
+              <w:bottom w:w="100" w:type="dxa"/>
+              <w:left w:w="150" w:type="dxa"/>
+              <w:right w:w="150" w:type="dxa"/>
+            </w:tcMar>
+          </w:tcPr>
+          <w:p>
+            <w:r>
+              <w:rPr>
+                <w:b/>
+                <w:color w:val="C53030"/>
+                <w:sz w:val="19"/>
+              </w:rPr>
+              <w:t xml:space="preserve">⚠️ Common Trap / JEE Pitfall: </w:t>
+            </w:r>
+            <w:r>
+              <w:rPr>
+                <w:color w:val="2D3748"/>
+                <w:sz w:val="19"/>
+              </w:rPr>
+              <w:t>For both roots to be greater than k, checking a · f(k) &gt; 0 alone is NOT sufficient; you must ALSO check D ≥ 0 and -(b / 2a) &gt; k.</w:t>
+            </w:r>
+          </w:p>
+        </w:tc>
+      </w:tr>
+    </w:tbl>
+    <w:tbl>
+      <w:tblPr>
+        <w:tblW w:type="auto" w:w="0"/>
+        <w:jc w:val="center"/>
+        <w:tblLook w:firstColumn="1" w:firstRow="1" w:lastColumn="0" w:lastRow="0" w:noHBand="0" w:noVBand="1" w:val="04A0"/>
+      </w:tblPr>
+      <w:tblGrid>
+        <w:gridCol w:w="10080"/>
+      </w:tblGrid>
+      <w:tr>
+        <w:tc>
+          <w:tcPr>
+            <w:tcW w:type="dxa" w:w="10080"/>
+            <w:shd w:fill="F0FFF4"/>
+            <w:tcMar>
+              <w:top w:w="100" w:type="dxa"/>
+              <w:bottom w:w="100" w:type="dxa"/>
+              <w:left w:w="150" w:type="dxa"/>
+              <w:right w:w="150" w:type="dxa"/>
+            </w:tcMar>
+          </w:tcPr>
+          <w:p>
+            <w:r>
+              <w:rPr>
+                <w:b/>
+                <w:color w:val="276749"/>
+                <w:sz w:val="19"/>
+              </w:rPr>
+              <w:t xml:space="preserve">💡 Speed Hack / Trick: </w:t>
+            </w:r>
+            <w:r>
+              <w:rPr>
+                <w:color w:val="2D3748"/>
+                <w:sz w:val="19"/>
+              </w:rPr>
+              <w:t>If a &gt; 0, the quadratic f(x) = ax^2 + bx + c &gt; 0 for all real x if and only if D &lt; 0.</w:t>
+            </w:r>
+          </w:p>
+        </w:tc>
+      </w:tr>
+    </w:tbl>
+    <w:p>
+      <w:pPr>
+        <w:spacing w:before="120" w:after="40"/>
+      </w:pPr>
+      <w:r>
+        <w:rPr>
+          <w:b/>
+          <w:color w:val="1A365D"/>
+          <w:sz w:val="19"/>
+        </w:rPr>
+        <w:t>Source PYQs testing this concept:</w:t>
+      </w:r>
+    </w:p>
+    <w:p>
+      <w:pPr>
+        <w:pStyle w:val="ListBullet"/>
+        <w:spacing w:after="40"/>
+      </w:pPr>
+      <w:r>
+        <w:rPr>
+          <w:b/>
+          <w:sz w:val="18"/>
+        </w:rPr>
+        <w:t xml:space="preserve">[2026 Evening Shift] Q#1 (MCQ): </w:t>
+      </w:r>
+      <w:r>
+        <w:rPr>
+          <w:sz w:val="18"/>
+        </w:rPr>
+        <w:t xml:space="preserve">"Let \undersetx → 2lim\frac(tan(x-2))(rx^2+(p-2)x-2p)(x-2)^2=5 for some r,p ∈ R . If the set of all possible valu..."  </w:t>
+      </w:r>
+      <w:r>
+        <w:rPr>
+          <w:b/>
+          <w:color w:val="2B6CB0"/>
+          <w:sz w:val="18"/>
+        </w:rPr>
+        <w:t>[Ans: C]</w:t>
+      </w:r>
+    </w:p>
+    <w:p>
+      <w:pPr>
+        <w:pStyle w:val="ListBullet"/>
+        <w:spacing w:after="40"/>
+      </w:pPr>
+      <w:r>
+        <w:rPr>
+          <w:b/>
+          <w:sz w:val="18"/>
+        </w:rPr>
         <w:t xml:space="preserve">[2026 Morning Shift] Q#1 (MCQ): </w:t>
       </w:r>
       <w:r>
@@ -530,6 +890,33 @@
           <w:sz w:val="18"/>
         </w:rPr>
         <w:t>[Ans: N/A]</w:t>
+      </w:r>
+    </w:p>
+    <w:p>
+      <w:pPr>
+        <w:pStyle w:val="ListBullet"/>
+        <w:spacing w:after="40"/>
+      </w:pPr>
+      <w:r>
+        <w:rPr>
+          <w:b/>
+          <w:sz w:val="18"/>
+        </w:rPr>
+        <w:t xml:space="preserve">[2026 Evening Shift] Q#2 (MCQ): </w:t>
+      </w:r>
+      <w:r>
+        <w:rPr>
+          <w:sz w:val="18"/>
+        </w:rPr>
+        <w:t xml:space="preserve">"If the quadratic equation (λ+2)x^2-3λ x+4λ=0,λ ≠ -2 , has two positive roots, then the number of possible inte..."  </w:t>
+      </w:r>
+      <w:r>
+        <w:rPr>
+          <w:b/>
+          <w:color w:val="2B6CB0"/>
+          <w:sz w:val="18"/>
+        </w:rPr>
+        <w:t>[Ans: B]</w:t>
       </w:r>
     </w:p>
     <w:p>
@@ -662,6 +1049,129 @@
               <w:t>Solution Analysis:</w:t>
               <w:br/>
               <w:t>We are given \undersetx → 2lim\fractan(x-2)(rx^2+(p-2)x-2p)(x-2)^2=5. We have to first find the relation between r and p , and then determine all values of q for which the roots of rx^2-px+q=0 lie in (0,2) . Step 1: Simplify the limit Let f(x)=rx^2+(p-2)x-2p. Then the given limit becomes \undersetx → 2lim\fractan(x-2)f(x)(x-2)^2=5. Now, as x → 2 , tan(x-2)∼x-2. So the limit becomes \undersetx → 2lim\frac(x-2)f(x)(x-2)^2=\undersetx → 2lim(f(x) / x-2). For this limit to be finite, we must have f(2)=0. Now, f(2)=r(2)^2+(p-2)(2)-2p=4r+2p-4-2p=4r-4. So, 4r-4=0⟹r=1. Then f(x)=x^2+(p-2)x-2p. Since f(2)=0 , factor (x-2) : x^2+(p-2)x-2p=(x-2)(x+p). Hence the limit becomes \undersetx → 2lim\fractan(x-2)(x-2)(x+p)(x-2)^2=\undersetx → 2lim(tan(x-2) / x-2)(x+p). Using \undersett → 0lim(tant / t)=1, we get 1 · (2+p)=5. So, p+2=5⟹p=3. Thus, r=1,p=3. Step 2: Form the quadratic equation Now the equation becomes x^2-3x+q=0. We want both roots to lie in (0,2) . Let the roots be α_(1),α_(2) . Then α_(1)+α_(2)=3,α_(1)α_(2)=q. Since both roots lie in (0,2) , let us find the condition on q . Step 3: Use condition for both roots in (0,2) Let f(x)=x^2-3x+q. Since coefficient of x^2 is positive, parabola opens upward. For both roots to lie in (0,2) , we need: 1. Real roots So discriminant must be non-negative: Δ=9-4q ≥ 0⟹q ≤ (9 / 4). 2. Both roots positive Since product of roots is q , q&gt;0. 3. Both roots less than 2 Now check value at x=2 : f(2)=4-6+q=q-2. If both roots are less than 2 , then for an upward parabola, point x=2 lies to the right of both roots, so we need f(2)&gt;0. Thus, q-2&gt;0⟹q&gt;2. Now combine: 2&lt;q ≤ (9 / 4). So the set of all possible values of q is (α,β]=(2,(9 / 4)]. Hence, α=2,β=(9 / 4). Therefore, 4(α+β)=4(2+(9 / 4))=4((17 / 4))=17. Final Answer 17 So, the correct option is Option C .</w:t>
+            </w:r>
+          </w:p>
+        </w:tc>
+      </w:tr>
+    </w:tbl>
+    <w:p>
+      <w:pPr>
+        <w:spacing w:after="120"/>
+      </w:pPr>
+    </w:p>
+    <w:p>
+      <w:pPr>
+        <w:spacing w:before="160" w:after="40"/>
+      </w:pPr>
+      <w:r>
+        <w:rPr>
+          <w:b/>
+          <w:color w:val="1A365D"/>
+          <w:sz w:val="22"/>
+        </w:rPr>
+        <w:t>Benchmark Problem 2: JEE Main 2026 (Online) 4th April Morning Shift (Q#3)</w:t>
+      </w:r>
+    </w:p>
+    <w:p>
+      <w:pPr>
+        <w:spacing w:after="80"/>
+      </w:pPr>
+      <w:r>
+        <w:rPr>
+          <w:sz w:val="20"/>
+        </w:rPr>
+        <w:t>If the set of all solutions of |x^2+x-9|=|x|+|x^2-9| is [α,β]∪[γ,∞) , then ( α^2+β^2+γ^2 ) is equal to:</w:t>
+      </w:r>
+    </w:p>
+    <w:p>
+      <w:pPr>
+        <w:pStyle w:val="ListBullet"/>
+        <w:spacing w:after="20"/>
+      </w:pPr>
+      <w:r>
+        <w:rPr>
+          <w:sz w:val="19"/>
+        </w:rPr>
+        <w:t>(A) 9</w:t>
+      </w:r>
+    </w:p>
+    <w:p>
+      <w:pPr>
+        <w:pStyle w:val="ListBullet"/>
+        <w:spacing w:after="20"/>
+      </w:pPr>
+      <w:r>
+        <w:rPr>
+          <w:b/>
+          <w:color w:val="276749"/>
+          <w:sz w:val="19"/>
+        </w:rPr>
+        <w:t>(B) 18</w:t>
+      </w:r>
+    </w:p>
+    <w:p>
+      <w:pPr>
+        <w:pStyle w:val="ListBullet"/>
+        <w:spacing w:after="20"/>
+      </w:pPr>
+      <w:r>
+        <w:rPr>
+          <w:sz w:val="19"/>
+        </w:rPr>
+        <w:t>(C) 36</w:t>
+      </w:r>
+    </w:p>
+    <w:p>
+      <w:pPr>
+        <w:pStyle w:val="ListBullet"/>
+        <w:spacing w:after="20"/>
+      </w:pPr>
+      <w:r>
+        <w:rPr>
+          <w:sz w:val="19"/>
+        </w:rPr>
+        <w:t>(D) 72</w:t>
+      </w:r>
+    </w:p>
+    <w:tbl>
+      <w:tblPr>
+        <w:tblW w:type="auto" w:w="0"/>
+        <w:jc w:val="center"/>
+        <w:tblLook w:firstColumn="1" w:firstRow="1" w:lastColumn="0" w:lastRow="0" w:noHBand="0" w:noVBand="1" w:val="04A0"/>
+      </w:tblPr>
+      <w:tblGrid>
+        <w:gridCol w:w="10080"/>
+      </w:tblGrid>
+      <w:tr>
+        <w:tc>
+          <w:tcPr>
+            <w:tcW w:type="dxa" w:w="10080"/>
+            <w:shd w:fill="F7FAFC"/>
+            <w:tcMar>
+              <w:top w:w="100" w:type="dxa"/>
+              <w:bottom w:w="100" w:type="dxa"/>
+              <w:left w:w="150" w:type="dxa"/>
+              <w:right w:w="150" w:type="dxa"/>
+            </w:tcMar>
+          </w:tcPr>
+          <w:p>
+            <w:r>
+              <w:rPr>
+                <w:b/>
+                <w:color w:val="1A365D"/>
+                <w:sz w:val="19"/>
+              </w:rPr>
+              <w:t>Correct Answer: B</w:t>
+              <w:br/>
+            </w:r>
+            <w:r>
+              <w:rPr>
+                <w:color w:val="2D3748"/>
+                <w:sz w:val="18"/>
+              </w:rPr>
+              <w:t>Solution Analysis:</w:t>
+              <w:br/>
+              <w:t>We need to solve |x^2+x-9|=|x|+|x^2-9|. We will do it by considering intervals where the expressions inside modulus change sign. The critical points are obtained from: x=0 from |x| x= ± 3 from |x^2-9| roots of x^2+x-9=0 , but for NCERT-style interval splitting here, it is enough to use the main sign-change points -3,0,3 and then check sign of x^2+x-9 in each interval. Now solve interval-wise. 1. For x ≤ -3 Here, |x|=-x |x^2-9|=x^2-9 Also x^2+x-9&gt;0 , so |x^2+x-9|=x^2+x-9 Thus, x^2+x-9=-x+(x^2-9) x^2+x-9=x^2-x-9 x=-x 2x=0 ⇒ x=0 But 0≰-3 , so no solution here. 2. For -3 ≤ x ≤ 0 Here, |x|=-x |x^2-9|=9-x^2 Now we check x^2+x-9 on this interval. At x=-3 , x^2+x-9=9-3-9=-3&lt;0 At x=0 , x^2+x-9=-9&lt;0 So throughout this interval, |x^2+x-9|=-(x^2+x-9)=-x^2-x+9. Hence equation becomes -x^2-x+9=-x+(9-x^2). Simplify RHS: -x^2-x+9=-x+9-x^2. Both sides are identical, so this is true for every x ∈ [-3,0] . So all x ∈ [-3,0] are solutions. 3. For 0 ≤ x ≤ 3 Here, |x|=x |x^2-9|=9-x^2 Also on this interval, x^2+x-9 At x=0 , it is -9&lt;0 , and at x=3 , it is 9+3-9=3&gt;0 . So the sign changes inside this interval. Let us find the root: x^2+x-9=0 x=\frac-1 ± √(37)2. The positive root is \frac-1+√(37)2. So split further. (i) For 0 ≤ x ≤ \frac-1+√(37)2 Here x^2+x-9 ≤ 0 , so |x^2+x-9|=-x^2-x+9. Equation: -x^2-x+9=x+(9-x^2) -x^2-x+9=-x^2+x+9 -x=x 2x=0 ⇒ x=0. So only x=0 , already included in previous interval. (ii) For \frac-1+√(37)2 ≤ x ≤ 3 Here x^2+x-9 ≥ 0 , so |x^2+x-9|=x^2+x-9. Equation: x^2+x-9=x+(9-x^2) x^2-9=9-x^2 2x^2=18 x^2=9 x= ± 3. In this interval, only x=3 is valid. So from [0,3] , only x=0,3 are solutions. 4. For x ≥ 3 Here, |x|=x |x^2-9|=x^2-9 x^2+x-9&gt;0 , so |x^2+x-9|=x^2+x-9 Thus, x^2+x-9=x+(x^2-9) x^2+x-9=x^2+x-9 This is true for every x ≥ 3 . So all x ∈ [3,∞) are solutions. Complete solution set Combining all intervals: [-3,0]∪[3,∞). Thus, α=-3,β=0,γ=3. Now, α^2+β^2+γ^2=(-3)^2+0^2+3^2=9+0+9=18. So the correct answer is 18 Hence, Option B is correct.</w:t>
             </w:r>
           </w:p>
         </w:tc>

--- a/dist/exports/quadratic-equation-and-inequalities_revision_notes.docx
+++ b/dist/exports/quadratic-equation-and-inequalities_revision_notes.docx
@@ -209,7 +209,7 @@
               <w:rPr>
                 <w:sz w:val="19"/>
               </w:rPr>
-              <w:t>132 PYQs</w:t>
+              <w:t>181 PYQs</w:t>
             </w:r>
           </w:p>
         </w:tc>
@@ -296,7 +296,7 @@
               <w:rPr>
                 <w:sz w:val="19"/>
               </w:rPr>
-              <w:t>67 PYQs</w:t>
+              <w:t>15 PYQs</w:t>
             </w:r>
           </w:p>
         </w:tc>
@@ -517,7 +517,7 @@
           <w:color w:val="2B6CB0"/>
           <w:sz w:val="24"/>
         </w:rPr>
-        <w:t>3.1 Roots of Quadratic &amp; Vieta's Relations (Very High Yield — 132 PYQs)</w:t>
+        <w:t>3.1 Roots of Quadratic &amp; Vieta's Relations (Very High Yield — 181 PYQs)</w:t>
       </w:r>
     </w:p>
     <w:p>
@@ -694,13 +694,13 @@
           <w:b/>
           <w:sz w:val="18"/>
         </w:rPr>
-        <w:t xml:space="preserve">[2026 Evening Shift] Q#1 (MCQ): </w:t>
+        <w:t xml:space="preserve">[2026 Morning Shift] Q#1 (MCQ): </w:t>
       </w:r>
       <w:r>
         <w:rPr>
           <w:sz w:val="18"/>
         </w:rPr>
-        <w:t xml:space="preserve">"Let α,β be the roots of the quadratic equation 12x^2-20x+3λ=0,λ ∈ Z . If $\frac{1}{2}⩽|\beta-\alpha|⩽\frac{3}{2..."  </w:t>
+        <w:t xml:space="preserve">"The number of the real solutions of the equation: x|x+3|+|x-1|-2=0 is..."  </w:t>
       </w:r>
       <w:r>
         <w:rPr>
@@ -725,7 +725,7 @@
           <w:color w:val="2B6CB0"/>
           <w:sz w:val="24"/>
         </w:rPr>
-        <w:t>3.2 Location of Roots &amp; Quadratic Inequalities (Very High Yield — 67 PYQs)</w:t>
+        <w:t>3.2 Location of Roots &amp; Quadratic Inequalities (Very High Yield — 15 PYQs)</w:t>
       </w:r>
     </w:p>
     <w:p>
@@ -848,13 +848,13 @@
           <w:b/>
           <w:sz w:val="18"/>
         </w:rPr>
-        <w:t xml:space="preserve">[2026 Evening Shift] Q#1 (MCQ): </w:t>
+        <w:t xml:space="preserve">[2025 Evening Shift] Q#1 (Numerical): </w:t>
       </w:r>
       <w:r>
         <w:rPr>
           <w:sz w:val="18"/>
         </w:rPr>
-        <w:t xml:space="preserve">"Let \undersetx → 2lim\frac(tan(x-2))(rx^2+(p-2)x-2p)(x-2)^2=5 for some r,p ∈ R . If the set of all possible valu..."  </w:t>
+        <w:t xml:space="preserve">"If the set of all a ∈ R-1 , for which the roots of the equation (1-a)x^2+2(a-3)x+9=0 are positive is $(-\infty,-\alpha]∪[\beta,\ga..."  </w:t>
       </w:r>
       <w:r>
         <w:rPr>
@@ -862,7 +862,7 @@
           <w:color w:val="2B6CB0"/>
           <w:sz w:val="18"/>
         </w:rPr>
-        <w:t>[Ans: C]</w:t>
+        <w:t>[Ans: 7]</w:t>
       </w:r>
     </w:p>
     <w:p>
@@ -875,13 +875,13 @@
           <w:b/>
           <w:sz w:val="18"/>
         </w:rPr>
-        <w:t xml:space="preserve">[2026 Morning Shift] Q#1 (MCQ): </w:t>
+        <w:t xml:space="preserve">[2024 Evening Shift] Q#1 (Numerical): </w:t>
       </w:r>
       <w:r>
         <w:rPr>
           <w:sz w:val="18"/>
         </w:rPr>
-        <w:t xml:space="preserve">"The number of the real solutions of the equation: x|x+3|+|x-1|-2=0 is..."  </w:t>
+        <w:t xml:space="preserve">"The number of real solutions of the equation x(x^2+3|x|+5|x-1|+6|x-2|)=0 is _________...."  </w:t>
       </w:r>
       <w:r>
         <w:rPr>
@@ -889,7 +889,7 @@
           <w:color w:val="2B6CB0"/>
           <w:sz w:val="18"/>
         </w:rPr>
-        <w:t>[Ans: N/A]</w:t>
+        <w:t>[Ans: 1]</w:t>
       </w:r>
     </w:p>
     <w:p>
@@ -902,13 +902,13 @@
           <w:b/>
           <w:sz w:val="18"/>
         </w:rPr>
-        <w:t xml:space="preserve">[2026 Evening Shift] Q#2 (MCQ): </w:t>
+        <w:t xml:space="preserve">[2023 Evening Shift] Q#3 (Numerical): </w:t>
       </w:r>
       <w:r>
         <w:rPr>
           <w:sz w:val="18"/>
         </w:rPr>
-        <w:t xml:space="preserve">"If the quadratic equation (λ+2)x^2-3λ x+4λ=0,λ ≠ -2 , has two positive roots, then the number of possible inte..."  </w:t>
+        <w:t xml:space="preserve">"Let m and n be the numbers of real roots of the quadratic equations x^2-12x+[x]+31=0 and x^2-5|x+2|-4=0 respectively, where [x] ..."  </w:t>
       </w:r>
       <w:r>
         <w:rPr>
@@ -916,7 +916,7 @@
           <w:color w:val="2B6CB0"/>
           <w:sz w:val="18"/>
         </w:rPr>
-        <w:t>[Ans: B]</w:t>
+        <w:t>[Ans: 9]</w:t>
       </w:r>
     </w:p>
     <w:p>
@@ -1069,7 +1069,7 @@
           <w:color w:val="1A365D"/>
           <w:sz w:val="22"/>
         </w:rPr>
-        <w:t>Benchmark Problem 2: JEE Main 2026 (Online) 4th April Morning Shift (Q#3)</w:t>
+        <w:t>Benchmark Problem 2: JEE Main 2025 (Online) 2nd April Evening Shift (Q#1)</w:t>
       </w:r>
     </w:p>
     <w:p>
@@ -1080,57 +1080,7 @@
         <w:rPr>
           <w:sz w:val="20"/>
         </w:rPr>
-        <w:t>If the set of all solutions of |x^2+x-9|=|x|+|x^2-9| is [α,β]∪[γ,∞) , then ( α^2+β^2+γ^2 ) is equal to:</w:t>
-      </w:r>
-    </w:p>
-    <w:p>
-      <w:pPr>
-        <w:pStyle w:val="ListBullet"/>
-        <w:spacing w:after="20"/>
-      </w:pPr>
-      <w:r>
-        <w:rPr>
-          <w:sz w:val="19"/>
-        </w:rPr>
-        <w:t>(A) 9</w:t>
-      </w:r>
-    </w:p>
-    <w:p>
-      <w:pPr>
-        <w:pStyle w:val="ListBullet"/>
-        <w:spacing w:after="20"/>
-      </w:pPr>
-      <w:r>
-        <w:rPr>
-          <w:b/>
-          <w:color w:val="276749"/>
-          <w:sz w:val="19"/>
-        </w:rPr>
-        <w:t>(B) 18</w:t>
-      </w:r>
-    </w:p>
-    <w:p>
-      <w:pPr>
-        <w:pStyle w:val="ListBullet"/>
-        <w:spacing w:after="20"/>
-      </w:pPr>
-      <w:r>
-        <w:rPr>
-          <w:sz w:val="19"/>
-        </w:rPr>
-        <w:t>(C) 36</w:t>
-      </w:r>
-    </w:p>
-    <w:p>
-      <w:pPr>
-        <w:pStyle w:val="ListBullet"/>
-        <w:spacing w:after="20"/>
-      </w:pPr>
-      <w:r>
-        <w:rPr>
-          <w:sz w:val="19"/>
-        </w:rPr>
-        <w:t>(D) 72</w:t>
+        <w:t>If the set of all a ∈ R-1 , for which the roots of the equation (1-a)x^2+2(a-3)x+9=0 are positive is (-∞,-α]∪[β,γ) , then 2α+β+γ is equal to .</w:t>
       </w:r>
     </w:p>
     <w:tbl>
@@ -1161,7 +1111,7 @@
                 <w:color w:val="1A365D"/>
                 <w:sz w:val="19"/>
               </w:rPr>
-              <w:t>Correct Answer: B</w:t>
+              <w:t>Correct Answer: 7</w:t>
               <w:br/>
             </w:r>
             <w:r>
@@ -1171,7 +1121,7 @@
               </w:rPr>
               <w:t>Solution Analysis:</w:t>
               <w:br/>
-              <w:t>We need to solve |x^2+x-9|=|x|+|x^2-9|. We will do it by considering intervals where the expressions inside modulus change sign. The critical points are obtained from: x=0 from |x| x= ± 3 from |x^2-9| roots of x^2+x-9=0 , but for NCERT-style interval splitting here, it is enough to use the main sign-change points -3,0,3 and then check sign of x^2+x-9 in each interval. Now solve interval-wise. 1. For x ≤ -3 Here, |x|=-x |x^2-9|=x^2-9 Also x^2+x-9&gt;0 , so |x^2+x-9|=x^2+x-9 Thus, x^2+x-9=-x+(x^2-9) x^2+x-9=x^2-x-9 x=-x 2x=0 ⇒ x=0 But 0≰-3 , so no solution here. 2. For -3 ≤ x ≤ 0 Here, |x|=-x |x^2-9|=9-x^2 Now we check x^2+x-9 on this interval. At x=-3 , x^2+x-9=9-3-9=-3&lt;0 At x=0 , x^2+x-9=-9&lt;0 So throughout this interval, |x^2+x-9|=-(x^2+x-9)=-x^2-x+9. Hence equation becomes -x^2-x+9=-x+(9-x^2). Simplify RHS: -x^2-x+9=-x+9-x^2. Both sides are identical, so this is true for every x ∈ [-3,0] . So all x ∈ [-3,0] are solutions. 3. For 0 ≤ x ≤ 3 Here, |x|=x |x^2-9|=9-x^2 Also on this interval, x^2+x-9 At x=0 , it is -9&lt;0 , and at x=3 , it is 9+3-9=3&gt;0 . So the sign changes inside this interval. Let us find the root: x^2+x-9=0 x=\frac-1 ± √(37)2. The positive root is \frac-1+√(37)2. So split further. (i) For 0 ≤ x ≤ \frac-1+√(37)2 Here x^2+x-9 ≤ 0 , so |x^2+x-9|=-x^2-x+9. Equation: -x^2-x+9=x+(9-x^2) -x^2-x+9=-x^2+x+9 -x=x 2x=0 ⇒ x=0. So only x=0 , already included in previous interval. (ii) For \frac-1+√(37)2 ≤ x ≤ 3 Here x^2+x-9 ≥ 0 , so |x^2+x-9|=x^2+x-9. Equation: x^2+x-9=x+(9-x^2) x^2-9=9-x^2 2x^2=18 x^2=9 x= ± 3. In this interval, only x=3 is valid. So from [0,3] , only x=0,3 are solutions. 4. For x ≥ 3 Here, |x|=x |x^2-9|=x^2-9 x^2+x-9&gt;0 , so |x^2+x-9|=x^2+x-9 Thus, x^2+x-9=x+(x^2-9) x^2+x-9=x^2+x-9 This is true for every x ≥ 3 . So all x ∈ [3,∞) are solutions. Complete solution set Combining all intervals: [-3,0]∪[3,∞). Thus, α=-3,β=0,γ=3. Now, α^2+β^2+γ^2=(-3)^2+0^2+3^2=9+0+9=18. So the correct answer is 18 Hence, Option B is correct.</w:t>
+              <w:t>f(x)=(1-a)x^2+2(a-3)x+9,f(0)=9&gt;0 D ≥ 0 ⇒ 4(a-3)^2 ≥ 4(1-a) · 9 ⇒ a ∈ (-∞,-3]∪[0,∞)..... (i) x_(1)+x_(2)=(-2(a-3) / 1-a),x_(1)x_(2)=(9 / 1-a) x_(1)+x_(2)&gt;0 ⇒ (a-3 / a-1)&gt;0 ⇒ a ∈ (-∞,1)∪(3,∞)...(ii) x_(1)x_(2)&gt;0 ⇒ 1-a&gt;0 ⇒ a ∈ (-∞,1)...( iii ) ⇒ Interaction of (i), (ii) and (iii) a ∈ (-∞,-3]∪[0,1) ⇒ α=3,β=0,γ=1 ⇒ 2α+β+γ=7</w:t>
             </w:r>
           </w:p>
         </w:tc>
